--- a/media/R2428/output_dir/技术依据文件.docx
+++ b/media/R2428/output_dir/技术依据文件.docx
@@ -231,105 +231,6 @@
                 <w:szCs w:val="21"/>
               </w:rPr>
               <w:t xml:space="preserve">SSR1-1.0</w:t>
-            </w:r>
-          </w:p>
-        </w:tc>
-        <w:tc>
-          <w:tcPr>
-            <w:tcW w:w="737" w:type="pct"/>
-          </w:tcPr>
-          <w:p>
-            <w:pPr>
-              <w:rPr>
-                <w:szCs w:val="21"/>
-                <w:highlight w:val="yellow"/>
-              </w:rPr>
-            </w:pPr>
-            <w:r>
-              <w:rPr>
-                <w:rFonts w:hint="eastAsia"/>
-                <w:szCs w:val="21"/>
-              </w:rPr>
-              <w:t xml:space="preserve">2024-10-16</w:t>
-            </w:r>
-          </w:p>
-        </w:tc>
-        <w:tc>
-          <w:tcPr>
-            <w:tcW w:w="893" w:type="pct"/>
-          </w:tcPr>
-          <w:p>
-            <w:pPr>
-              <w:rPr>
-                <w:szCs w:val="21"/>
-                <w:highlight w:val="yellow"/>
-              </w:rPr>
-            </w:pPr>
-            <w:r>
-              <w:rPr>
-                <w:rFonts w:hint="eastAsia"/>
-                <w:szCs w:val="21"/>
-              </w:rPr>
-              <w:t xml:space="preserve">某研制方单位</w:t>
-            </w:r>
-          </w:p>
-        </w:tc>
-      </w:tr>
-      <w:tr>
-        <w:tc>
-          <w:tcPr>
-            <w:tcW w:w="384" w:type="pct"/>
-          </w:tcPr>
-          <w:p>
-            <w:pPr>
-              <w:numPr>
-                <w:ilvl w:val="0"/>
-                <w:numId w:val="4"/>
-              </w:numPr>
-              <w:rPr>
-                <w:szCs w:val="21"/>
-              </w:rPr>
-            </w:pPr>
-          </w:p>
-        </w:tc>
-        <w:tc>
-          <w:tcPr>
-            <w:tcW w:w="1489" w:type="pct"/>
-          </w:tcPr>
-          <w:p>
-            <w:pPr>
-              <w:rPr>
-                <w:iCs/>
-                <w:szCs w:val="21"/>
-                <w:highlight w:val="yellow"/>
-              </w:rPr>
-            </w:pPr>
-            <w:r>
-              <w:rPr>
-                <w:rFonts w:hint="eastAsia"/>
-                <w:szCs w:val="21"/>
-              </w:rPr>
-              <w:t xml:space="preserve">某设计说明</w:t>
-            </w:r>
-          </w:p>
-        </w:tc>
-        <w:tc>
-          <w:tcPr>
-            <w:tcW w:w="1497" w:type="pct"/>
-          </w:tcPr>
-          <w:p>
-            <w:pPr>
-              <w:rPr>
-                <w:szCs w:val="21"/>
-                <w:highlight w:val="yellow"/>
-              </w:rPr>
-            </w:pPr>
-            <w:r>
-              <w:rPr>
-                <w:rFonts w:hint="eastAsia"/>
-                <w:szCs w:val="21"/>
-              </w:rPr>
-              <w:t xml:space="preserve">SJS1-SJSM</w:t>
             </w:r>
           </w:p>
         </w:tc>
